--- a/stage_2/hb_stage_2.docx
+++ b/stage_2/hb_stage_2.docx
@@ -213,7 +213,7 @@
                 <w:szCs w:val="24"/>
                 <w:rtl w:val="0"/>
               </w:rPr>
-              <w:t xml:space="preserve">1.1</w:t>
+              <w:t xml:space="preserve">1.2</w:t>
             </w:r>
           </w:p>
         </w:tc>
@@ -677,7 +677,7 @@
           <w:szCs w:val="24"/>
           <w:rtl w:val="0"/>
         </w:rPr>
-        <w:t xml:space="preserve">The purpose of the Bookworm platform is to provide a web application to allow small and medium restaurants and offices to book and manage reservations and monitor the client flow of their business. For example: help restaurants to book tables for future reservations, schedule an appointment in a doctor’s office, assign turns in a mechanic’s workshop, etc.</w:t>
+        <w:t xml:space="preserve">The purpose of the Bookworm platform is to provide a web application to allow small and medium restaurants and offices to book and manage reservations and monitor the client flow of their business. For example: help restaurants to book tables for future reservations, schedule an appointment in a doctor’s office, assign turns in a mechanic’s workshop, etc. The software must include a dashboard to assign turns to incoming clients and add future reservations.</w:t>
       </w:r>
     </w:p>
     <w:p>
@@ -2251,7 +2251,7 @@
           <w:szCs w:val="24"/>
           <w:rtl w:val="0"/>
         </w:rPr>
-        <w:t xml:space="preserve">The software will be regarded as complete if customers present an increment of productivity regarding attending customers. If using the system is slower than manually tracking reservations via other methods (excel, attendance lists, paper, etc) the project will not be accepted.</w:t>
+        <w:t xml:space="preserve">The software will be regarded as complete if customers present an increment of productivity regarding attending customers. Using the system must be faster than manually tracking reservations via other methods (excel, attendance lists, paper, etc).</w:t>
       </w:r>
     </w:p>
     <w:p>
